--- a/backend_documentation.docx
+++ b/backend_documentation.docx
@@ -87,15 +87,7 @@
           <w:sz w:val="24"/>
           <w:szCs w:val="24"/>
         </w:rPr>
-        <w:t>march</w:t>
-      </w:r>
-      <w:r>
-        <w:rPr>
-          <w:color w:val="595959"/>
-          <w:sz w:val="24"/>
-          <w:szCs w:val="24"/>
-        </w:rPr>
-        <w:t xml:space="preserve"> 2026</w:t>
+        <w:t>march 2026</w:t>
       </w:r>
     </w:p>
     <w:p>
@@ -405,12 +397,6 @@
         <w:gridCol w:w="7360"/>
       </w:tblGrid>
       <w:tr>
-        <w:tblPrEx>
-          <w:tblCellMar>
-            <w:top w:w="0" w:type="dxa"/>
-            <w:bottom w:w="0" w:type="dxa"/>
-          </w:tblCellMar>
-        </w:tblPrEx>
         <w:tc>
           <w:tcPr>
             <w:tcW w:w="2000" w:type="dxa"/>
@@ -473,12 +459,6 @@
         </w:tc>
       </w:tr>
       <w:tr>
-        <w:tblPrEx>
-          <w:tblCellMar>
-            <w:top w:w="0" w:type="dxa"/>
-            <w:bottom w:w="0" w:type="dxa"/>
-          </w:tblCellMar>
-        </w:tblPrEx>
         <w:tc>
           <w:tcPr>
             <w:tcW w:w="2000" w:type="dxa"/>
@@ -533,12 +513,6 @@
         </w:tc>
       </w:tr>
       <w:tr>
-        <w:tblPrEx>
-          <w:tblCellMar>
-            <w:top w:w="0" w:type="dxa"/>
-            <w:bottom w:w="0" w:type="dxa"/>
-          </w:tblCellMar>
-        </w:tblPrEx>
         <w:tc>
           <w:tcPr>
             <w:tcW w:w="2000" w:type="dxa"/>
@@ -593,12 +567,6 @@
         </w:tc>
       </w:tr>
       <w:tr>
-        <w:tblPrEx>
-          <w:tblCellMar>
-            <w:top w:w="0" w:type="dxa"/>
-            <w:bottom w:w="0" w:type="dxa"/>
-          </w:tblCellMar>
-        </w:tblPrEx>
         <w:tc>
           <w:tcPr>
             <w:tcW w:w="2000" w:type="dxa"/>
@@ -695,12 +663,6 @@
         <w:gridCol w:w="7360"/>
       </w:tblGrid>
       <w:tr>
-        <w:tblPrEx>
-          <w:tblCellMar>
-            <w:top w:w="0" w:type="dxa"/>
-            <w:bottom w:w="0" w:type="dxa"/>
-          </w:tblCellMar>
-        </w:tblPrEx>
         <w:tc>
           <w:tcPr>
             <w:tcW w:w="2000" w:type="dxa"/>
@@ -764,12 +726,6 @@
         </w:tc>
       </w:tr>
       <w:tr>
-        <w:tblPrEx>
-          <w:tblCellMar>
-            <w:top w:w="0" w:type="dxa"/>
-            <w:bottom w:w="0" w:type="dxa"/>
-          </w:tblCellMar>
-        </w:tblPrEx>
         <w:tc>
           <w:tcPr>
             <w:tcW w:w="2000" w:type="dxa"/>
@@ -824,12 +780,6 @@
         </w:tc>
       </w:tr>
       <w:tr>
-        <w:tblPrEx>
-          <w:tblCellMar>
-            <w:top w:w="0" w:type="dxa"/>
-            <w:bottom w:w="0" w:type="dxa"/>
-          </w:tblCellMar>
-        </w:tblPrEx>
         <w:tc>
           <w:tcPr>
             <w:tcW w:w="2000" w:type="dxa"/>
@@ -884,12 +834,6 @@
         </w:tc>
       </w:tr>
       <w:tr>
-        <w:tblPrEx>
-          <w:tblCellMar>
-            <w:top w:w="0" w:type="dxa"/>
-            <w:bottom w:w="0" w:type="dxa"/>
-          </w:tblCellMar>
-        </w:tblPrEx>
         <w:tc>
           <w:tcPr>
             <w:tcW w:w="2000" w:type="dxa"/>
@@ -986,12 +930,6 @@
         <w:gridCol w:w="7360"/>
       </w:tblGrid>
       <w:tr>
-        <w:tblPrEx>
-          <w:tblCellMar>
-            <w:top w:w="0" w:type="dxa"/>
-            <w:bottom w:w="0" w:type="dxa"/>
-          </w:tblCellMar>
-        </w:tblPrEx>
         <w:tc>
           <w:tcPr>
             <w:tcW w:w="2000" w:type="dxa"/>
@@ -1054,12 +992,6 @@
         </w:tc>
       </w:tr>
       <w:tr>
-        <w:tblPrEx>
-          <w:tblCellMar>
-            <w:top w:w="0" w:type="dxa"/>
-            <w:bottom w:w="0" w:type="dxa"/>
-          </w:tblCellMar>
-        </w:tblPrEx>
         <w:tc>
           <w:tcPr>
             <w:tcW w:w="2000" w:type="dxa"/>
@@ -1114,12 +1046,6 @@
         </w:tc>
       </w:tr>
       <w:tr>
-        <w:tblPrEx>
-          <w:tblCellMar>
-            <w:top w:w="0" w:type="dxa"/>
-            <w:bottom w:w="0" w:type="dxa"/>
-          </w:tblCellMar>
-        </w:tblPrEx>
         <w:tc>
           <w:tcPr>
             <w:tcW w:w="2000" w:type="dxa"/>
@@ -1174,12 +1100,6 @@
         </w:tc>
       </w:tr>
       <w:tr>
-        <w:tblPrEx>
-          <w:tblCellMar>
-            <w:top w:w="0" w:type="dxa"/>
-            <w:bottom w:w="0" w:type="dxa"/>
-          </w:tblCellMar>
-        </w:tblPrEx>
         <w:tc>
           <w:tcPr>
             <w:tcW w:w="2000" w:type="dxa"/>
@@ -1276,12 +1196,6 @@
         <w:gridCol w:w="7360"/>
       </w:tblGrid>
       <w:tr>
-        <w:tblPrEx>
-          <w:tblCellMar>
-            <w:top w:w="0" w:type="dxa"/>
-            <w:bottom w:w="0" w:type="dxa"/>
-          </w:tblCellMar>
-        </w:tblPrEx>
         <w:tc>
           <w:tcPr>
             <w:tcW w:w="2000" w:type="dxa"/>
@@ -1344,12 +1258,6 @@
         </w:tc>
       </w:tr>
       <w:tr>
-        <w:tblPrEx>
-          <w:tblCellMar>
-            <w:top w:w="0" w:type="dxa"/>
-            <w:bottom w:w="0" w:type="dxa"/>
-          </w:tblCellMar>
-        </w:tblPrEx>
         <w:tc>
           <w:tcPr>
             <w:tcW w:w="2000" w:type="dxa"/>
@@ -1404,12 +1312,6 @@
         </w:tc>
       </w:tr>
       <w:tr>
-        <w:tblPrEx>
-          <w:tblCellMar>
-            <w:top w:w="0" w:type="dxa"/>
-            <w:bottom w:w="0" w:type="dxa"/>
-          </w:tblCellMar>
-        </w:tblPrEx>
         <w:tc>
           <w:tcPr>
             <w:tcW w:w="2000" w:type="dxa"/>
@@ -1464,12 +1366,6 @@
         </w:tc>
       </w:tr>
       <w:tr>
-        <w:tblPrEx>
-          <w:tblCellMar>
-            <w:top w:w="0" w:type="dxa"/>
-            <w:bottom w:w="0" w:type="dxa"/>
-          </w:tblCellMar>
-        </w:tblPrEx>
         <w:tc>
           <w:tcPr>
             <w:tcW w:w="2000" w:type="dxa"/>
@@ -1566,12 +1462,6 @@
         <w:gridCol w:w="7360"/>
       </w:tblGrid>
       <w:tr>
-        <w:tblPrEx>
-          <w:tblCellMar>
-            <w:top w:w="0" w:type="dxa"/>
-            <w:bottom w:w="0" w:type="dxa"/>
-          </w:tblCellMar>
-        </w:tblPrEx>
         <w:tc>
           <w:tcPr>
             <w:tcW w:w="2000" w:type="dxa"/>
@@ -1634,12 +1524,6 @@
         </w:tc>
       </w:tr>
       <w:tr>
-        <w:tblPrEx>
-          <w:tblCellMar>
-            <w:top w:w="0" w:type="dxa"/>
-            <w:bottom w:w="0" w:type="dxa"/>
-          </w:tblCellMar>
-        </w:tblPrEx>
         <w:tc>
           <w:tcPr>
             <w:tcW w:w="2000" w:type="dxa"/>
@@ -1694,12 +1578,6 @@
         </w:tc>
       </w:tr>
       <w:tr>
-        <w:tblPrEx>
-          <w:tblCellMar>
-            <w:top w:w="0" w:type="dxa"/>
-            <w:bottom w:w="0" w:type="dxa"/>
-          </w:tblCellMar>
-        </w:tblPrEx>
         <w:tc>
           <w:tcPr>
             <w:tcW w:w="2000" w:type="dxa"/>
@@ -1754,12 +1632,6 @@
         </w:tc>
       </w:tr>
       <w:tr>
-        <w:tblPrEx>
-          <w:tblCellMar>
-            <w:top w:w="0" w:type="dxa"/>
-            <w:bottom w:w="0" w:type="dxa"/>
-          </w:tblCellMar>
-        </w:tblPrEx>
         <w:tc>
           <w:tcPr>
             <w:tcW w:w="2000" w:type="dxa"/>
@@ -1856,12 +1728,6 @@
         <w:gridCol w:w="7360"/>
       </w:tblGrid>
       <w:tr>
-        <w:tblPrEx>
-          <w:tblCellMar>
-            <w:top w:w="0" w:type="dxa"/>
-            <w:bottom w:w="0" w:type="dxa"/>
-          </w:tblCellMar>
-        </w:tblPrEx>
         <w:tc>
           <w:tcPr>
             <w:tcW w:w="2000" w:type="dxa"/>
@@ -1925,12 +1791,6 @@
         </w:tc>
       </w:tr>
       <w:tr>
-        <w:tblPrEx>
-          <w:tblCellMar>
-            <w:top w:w="0" w:type="dxa"/>
-            <w:bottom w:w="0" w:type="dxa"/>
-          </w:tblCellMar>
-        </w:tblPrEx>
         <w:tc>
           <w:tcPr>
             <w:tcW w:w="2000" w:type="dxa"/>
@@ -1985,12 +1845,6 @@
         </w:tc>
       </w:tr>
       <w:tr>
-        <w:tblPrEx>
-          <w:tblCellMar>
-            <w:top w:w="0" w:type="dxa"/>
-            <w:bottom w:w="0" w:type="dxa"/>
-          </w:tblCellMar>
-        </w:tblPrEx>
         <w:tc>
           <w:tcPr>
             <w:tcW w:w="2000" w:type="dxa"/>
@@ -2045,12 +1899,6 @@
         </w:tc>
       </w:tr>
       <w:tr>
-        <w:tblPrEx>
-          <w:tblCellMar>
-            <w:top w:w="0" w:type="dxa"/>
-            <w:bottom w:w="0" w:type="dxa"/>
-          </w:tblCellMar>
-        </w:tblPrEx>
         <w:tc>
           <w:tcPr>
             <w:tcW w:w="2000" w:type="dxa"/>
@@ -2110,6 +1958,111 @@
         <w:spacing w:before="200" w:after="200"/>
       </w:pPr>
     </w:p>
+    <w:p/>
+    <w:p>
+      <w:r>
+        <w:t>7. AI Module</w:t>
+      </w:r>
+    </w:p>
+    <w:tbl>
+      <w:tblPr>
+        <w:tblW w:w="0" w:type="auto"/>
+        <w:tblLook w:val="04A0" w:firstRow="1" w:lastRow="0" w:firstColumn="1" w:lastColumn="0" w:noHBand="0" w:noVBand="1"/>
+      </w:tblPr>
+      <w:tblGrid>
+        <w:gridCol w:w="1800"/>
+        <w:gridCol w:w="6300"/>
+      </w:tblGrid>
+      <w:tr>
+        <w:tc>
+          <w:tcPr>
+            <w:tcW w:w="1800" w:type="dxa"/>
+          </w:tcPr>
+          <w:p>
+            <w:r>
+              <w:t>Field</w:t>
+            </w:r>
+          </w:p>
+        </w:tc>
+        <w:tc>
+          <w:tcPr>
+            <w:tcW w:w="6300" w:type="dxa"/>
+          </w:tcPr>
+          <w:p>
+            <w:r>
+              <w:t>Details</w:t>
+            </w:r>
+          </w:p>
+        </w:tc>
+      </w:tr>
+      <w:tr>
+        <w:tc>
+          <w:tcPr>
+            <w:tcW w:w="1800" w:type="dxa"/>
+          </w:tcPr>
+          <w:p>
+            <w:r>
+              <w:t>What it does</w:t>
+            </w:r>
+          </w:p>
+        </w:tc>
+        <w:tc>
+          <w:tcPr>
+            <w:tcW w:w="6300" w:type="dxa"/>
+          </w:tcPr>
+          <w:p>
+            <w:r>
+              <w:t>Accepts AI assist requests from authenticated users, builds prompts based on the selected action, calls the locally-hosted LM Studio LLM via the OpenAI-compatible API, persists every interaction to the database, and returns the generated suggestion to the client.</w:t>
+            </w:r>
+          </w:p>
+        </w:tc>
+      </w:tr>
+      <w:tr>
+        <w:tc>
+          <w:tcPr>
+            <w:tcW w:w="1800" w:type="dxa"/>
+          </w:tcPr>
+          <w:p>
+            <w:r>
+              <w:t>What it depends on</w:t>
+            </w:r>
+          </w:p>
+        </w:tc>
+        <w:tc>
+          <w:tcPr>
+            <w:tcW w:w="6300" w:type="dxa"/>
+          </w:tcPr>
+          <w:p>
+            <w:r>
+              <w:t>Auth module (JWT validation), Documents module (permission check), Database module (SQLAlchemy session), LM Studio (local LLM server at http://127.0.0.1:1234/v1), openai Python package.</w:t>
+            </w:r>
+          </w:p>
+        </w:tc>
+      </w:tr>
+      <w:tr>
+        <w:tc>
+          <w:tcPr>
+            <w:tcW w:w="1800" w:type="dxa"/>
+          </w:tcPr>
+          <w:p>
+            <w:r>
+              <w:t>What it exposes</w:t>
+            </w:r>
+          </w:p>
+        </w:tc>
+        <w:tc>
+          <w:tcPr>
+            <w:tcW w:w="6300" w:type="dxa"/>
+          </w:tcPr>
+          <w:p>
+            <w:r>
+              <w:t>POST /documents/{doc_id}/ai/assist — request AI assistance on selected text. GET /documents/{doc_id}/ai/history — retrieve the 20 most recent AI interactions the current user made on the document.</w:t>
+            </w:r>
+          </w:p>
+        </w:tc>
+      </w:tr>
+    </w:tbl>
+    <w:p/>
     <w:p>
       <w:pPr>
         <w:pStyle w:val="Heading2"/>
@@ -2167,12 +2120,6 @@
         <w:gridCol w:w="9360"/>
       </w:tblGrid>
       <w:tr>
-        <w:tblPrEx>
-          <w:tblCellMar>
-            <w:top w:w="0" w:type="dxa"/>
-            <w:bottom w:w="0" w:type="dxa"/>
-          </w:tblCellMar>
-        </w:tblPrEx>
         <w:tc>
           <w:tcPr>
             <w:tcW w:w="9360" w:type="dxa"/>
@@ -2365,6 +2312,7 @@
                 <w:sz w:val="18"/>
                 <w:szCs w:val="18"/>
               </w:rPr>
+              <w:lastRenderedPageBreak/>
               <w:t xml:space="preserve">  GET     /documents/{id}/permissions</w:t>
             </w:r>
           </w:p>
@@ -2469,6 +2417,56 @@
                 <w:szCs w:val="18"/>
               </w:rPr>
               <w:t xml:space="preserve">  POST    /documents/{id}/versions/restore/{version_number}</w:t>
+            </w:r>
+          </w:p>
+          <w:p>
+            <w:pPr>
+              <w:rPr>
+                <w:rFonts w:ascii="Courier New" w:hAnsi="Courier New" w:cs="Courier New"/>
+                <w:sz w:val="18"/>
+                <w:szCs w:val="18"/>
+              </w:rPr>
+            </w:pPr>
+            <w:r>
+              <w:rPr>
+                <w:rFonts w:ascii="Courier New" w:hAnsi="Courier New" w:cs="Courier New"/>
+                <w:sz w:val="18"/>
+                <w:szCs w:val="18"/>
+              </w:rPr>
+              <w:t xml:space="preserve">  </w:t>
+            </w:r>
+            <w:r>
+              <w:rPr>
+                <w:rFonts w:ascii="Courier New" w:hAnsi="Courier New" w:cs="Courier New"/>
+                <w:sz w:val="18"/>
+                <w:szCs w:val="18"/>
+              </w:rPr>
+              <w:t xml:space="preserve">POST    /documents/{id}/ai/assist  </w:t>
+            </w:r>
+          </w:p>
+          <w:p>
+            <w:pPr>
+              <w:rPr>
+                <w:rFonts w:ascii="Courier New" w:hAnsi="Courier New" w:cs="Courier New"/>
+                <w:sz w:val="18"/>
+                <w:szCs w:val="18"/>
+              </w:rPr>
+            </w:pPr>
+            <w:r>
+              <w:rPr>
+                <w:rFonts w:ascii="Courier New" w:hAnsi="Courier New" w:cs="Courier New"/>
+                <w:sz w:val="18"/>
+                <w:szCs w:val="18"/>
+              </w:rPr>
+              <w:t xml:space="preserve">  </w:t>
+            </w:r>
+            <w:r>
+              <w:rPr>
+                <w:rFonts w:ascii="Courier New" w:hAnsi="Courier New" w:cs="Courier New"/>
+                <w:sz w:val="18"/>
+                <w:szCs w:val="18"/>
+              </w:rPr>
+              <w:t>GET     /documents/{id}/ai/history</w:t>
             </w:r>
           </w:p>
         </w:tc>
@@ -2527,12 +2525,6 @@
         <w:gridCol w:w="9360"/>
       </w:tblGrid>
       <w:tr>
-        <w:tblPrEx>
-          <w:tblCellMar>
-            <w:top w:w="0" w:type="dxa"/>
-            <w:bottom w:w="0" w:type="dxa"/>
-          </w:tblCellMar>
-        </w:tblPrEx>
         <w:tc>
           <w:tcPr>
             <w:tcW w:w="9360" w:type="dxa"/>
@@ -2608,7 +2600,6 @@
                 <w:sz w:val="18"/>
                 <w:szCs w:val="18"/>
               </w:rPr>
-              <w:lastRenderedPageBreak/>
               <w:t xml:space="preserve">  { "id": 1, "name": "John Doe", "email": "john@example.com", "created_at": "2026-02-01T10:00:00" }</w:t>
             </w:r>
           </w:p>
@@ -2700,12 +2691,6 @@
         <w:gridCol w:w="9360"/>
       </w:tblGrid>
       <w:tr>
-        <w:tblPrEx>
-          <w:tblCellMar>
-            <w:top w:w="0" w:type="dxa"/>
-            <w:bottom w:w="0" w:type="dxa"/>
-          </w:tblCellMar>
-        </w:tblPrEx>
         <w:tc>
           <w:tcPr>
             <w:tcW w:w="9360" w:type="dxa"/>
@@ -2886,12 +2871,6 @@
         <w:gridCol w:w="9360"/>
       </w:tblGrid>
       <w:tr>
-        <w:tblPrEx>
-          <w:tblCellMar>
-            <w:top w:w="0" w:type="dxa"/>
-            <w:bottom w:w="0" w:type="dxa"/>
-          </w:tblCellMar>
-        </w:tblPrEx>
         <w:tc>
           <w:tcPr>
             <w:tcW w:w="9360" w:type="dxa"/>
@@ -2968,6 +2947,7 @@
           <w:b/>
           <w:bCs/>
         </w:rPr>
+        <w:lastRenderedPageBreak/>
         <w:t>GET /documents</w:t>
       </w:r>
     </w:p>
@@ -2992,12 +2972,6 @@
         <w:gridCol w:w="9360"/>
       </w:tblGrid>
       <w:tr>
-        <w:tblPrEx>
-          <w:tblCellMar>
-            <w:top w:w="0" w:type="dxa"/>
-            <w:bottom w:w="0" w:type="dxa"/>
-          </w:tblCellMar>
-        </w:tblPrEx>
         <w:tc>
           <w:tcPr>
             <w:tcW w:w="9360" w:type="dxa"/>
@@ -3126,12 +3100,6 @@
         <w:gridCol w:w="9360"/>
       </w:tblGrid>
       <w:tr>
-        <w:tblPrEx>
-          <w:tblCellMar>
-            <w:top w:w="0" w:type="dxa"/>
-            <w:bottom w:w="0" w:type="dxa"/>
-          </w:tblCellMar>
-        </w:tblPrEx>
         <w:tc>
           <w:tcPr>
             <w:tcW w:w="9360" w:type="dxa"/>
@@ -3236,7 +3204,6 @@
           <w:b/>
           <w:bCs/>
         </w:rPr>
-        <w:lastRenderedPageBreak/>
         <w:t>GET /documents/{id}</w:t>
       </w:r>
     </w:p>
@@ -3261,12 +3228,6 @@
         <w:gridCol w:w="9360"/>
       </w:tblGrid>
       <w:tr>
-        <w:tblPrEx>
-          <w:tblCellMar>
-            <w:top w:w="0" w:type="dxa"/>
-            <w:bottom w:w="0" w:type="dxa"/>
-          </w:tblCellMar>
-        </w:tblPrEx>
         <w:tc>
           <w:tcPr>
             <w:tcW w:w="9360" w:type="dxa"/>
@@ -3395,12 +3356,6 @@
         <w:gridCol w:w="9360"/>
       </w:tblGrid>
       <w:tr>
-        <w:tblPrEx>
-          <w:tblCellMar>
-            <w:top w:w="0" w:type="dxa"/>
-            <w:bottom w:w="0" w:type="dxa"/>
-          </w:tblCellMar>
-        </w:tblPrEx>
         <w:tc>
           <w:tcPr>
             <w:tcW w:w="9360" w:type="dxa"/>
@@ -3501,12 +3456,6 @@
         <w:gridCol w:w="9360"/>
       </w:tblGrid>
       <w:tr>
-        <w:tblPrEx>
-          <w:tblCellMar>
-            <w:top w:w="0" w:type="dxa"/>
-            <w:bottom w:w="0" w:type="dxa"/>
-          </w:tblCellMar>
-        </w:tblPrEx>
         <w:tc>
           <w:tcPr>
             <w:tcW w:w="9360" w:type="dxa"/>
@@ -3607,12 +3556,6 @@
         <w:gridCol w:w="9360"/>
       </w:tblGrid>
       <w:tr>
-        <w:tblPrEx>
-          <w:tblCellMar>
-            <w:top w:w="0" w:type="dxa"/>
-            <w:bottom w:w="0" w:type="dxa"/>
-          </w:tblCellMar>
-        </w:tblPrEx>
         <w:tc>
           <w:tcPr>
             <w:tcW w:w="9360" w:type="dxa"/>
@@ -3683,6 +3626,7 @@
                 <w:sz w:val="18"/>
                 <w:szCs w:val="18"/>
               </w:rPr>
+              <w:lastRenderedPageBreak/>
               <w:t>Errors:    401 → not logged in | 403 → no permission | 404 → not found</w:t>
             </w:r>
           </w:p>
@@ -3727,12 +3671,6 @@
         <w:gridCol w:w="9360"/>
       </w:tblGrid>
       <w:tr>
-        <w:tblPrEx>
-          <w:tblCellMar>
-            <w:top w:w="0" w:type="dxa"/>
-            <w:bottom w:w="0" w:type="dxa"/>
-          </w:tblCellMar>
-        </w:tblPrEx>
         <w:tc>
           <w:tcPr>
             <w:tcW w:w="9360" w:type="dxa"/>
@@ -3833,12 +3771,6 @@
         <w:gridCol w:w="9360"/>
       </w:tblGrid>
       <w:tr>
-        <w:tblPrEx>
-          <w:tblCellMar>
-            <w:top w:w="0" w:type="dxa"/>
-            <w:bottom w:w="0" w:type="dxa"/>
-          </w:tblCellMar>
-        </w:tblPrEx>
         <w:tc>
           <w:tcPr>
             <w:tcW w:w="9360" w:type="dxa"/>
@@ -3915,7 +3847,6 @@
           <w:b/>
           <w:bCs/>
         </w:rPr>
-        <w:lastRenderedPageBreak/>
         <w:t>DELETE /documents/{id}/permissions/{user_id}</w:t>
       </w:r>
     </w:p>
@@ -3940,12 +3871,6 @@
         <w:gridCol w:w="9360"/>
       </w:tblGrid>
       <w:tr>
-        <w:tblPrEx>
-          <w:tblCellMar>
-            <w:top w:w="0" w:type="dxa"/>
-            <w:bottom w:w="0" w:type="dxa"/>
-          </w:tblCellMar>
-        </w:tblPrEx>
         <w:tc>
           <w:tcPr>
             <w:tcW w:w="9360" w:type="dxa"/>
@@ -4046,12 +3971,6 @@
         <w:gridCol w:w="9360"/>
       </w:tblGrid>
       <w:tr>
-        <w:tblPrEx>
-          <w:tblCellMar>
-            <w:top w:w="0" w:type="dxa"/>
-            <w:bottom w:w="0" w:type="dxa"/>
-          </w:tblCellMar>
-        </w:tblPrEx>
         <w:tc>
           <w:tcPr>
             <w:tcW w:w="9360" w:type="dxa"/>
@@ -4166,12 +4085,6 @@
         <w:gridCol w:w="9360"/>
       </w:tblGrid>
       <w:tr>
-        <w:tblPrEx>
-          <w:tblCellMar>
-            <w:top w:w="0" w:type="dxa"/>
-            <w:bottom w:w="0" w:type="dxa"/>
-          </w:tblCellMar>
-        </w:tblPrEx>
         <w:tc>
           <w:tcPr>
             <w:tcW w:w="9360" w:type="dxa"/>
@@ -4300,12 +4213,6 @@
         <w:gridCol w:w="9360"/>
       </w:tblGrid>
       <w:tr>
-        <w:tblPrEx>
-          <w:tblCellMar>
-            <w:top w:w="0" w:type="dxa"/>
-            <w:bottom w:w="0" w:type="dxa"/>
-          </w:tblCellMar>
-        </w:tblPrEx>
         <w:tc>
           <w:tcPr>
             <w:tcW w:w="9360" w:type="dxa"/>
@@ -4362,6 +4269,7 @@
                 <w:sz w:val="18"/>
                 <w:szCs w:val="18"/>
               </w:rPr>
+              <w:lastRenderedPageBreak/>
               <w:t xml:space="preserve">    { "message": "Document restored to version 1",</w:t>
             </w:r>
           </w:p>
@@ -4401,6 +4309,61 @@
         <w:spacing w:before="200" w:after="200"/>
       </w:pPr>
     </w:p>
+    <w:p/>
+    <w:p>
+      <w:r>
+        <w:t>POST /documents/{id}/ai/assist</w:t>
+      </w:r>
+    </w:p>
+    <w:tbl>
+      <w:tblPr>
+        <w:tblW w:w="0" w:type="auto"/>
+        <w:tblLook w:val="04A0" w:firstRow="1" w:lastRow="0" w:firstColumn="1" w:lastColumn="0" w:noHBand="0" w:noVBand="1"/>
+      </w:tblPr>
+      <w:tblGrid>
+        <w:gridCol w:w="9360"/>
+      </w:tblGrid>
+      <w:tr>
+        <w:tc>
+          <w:tcPr>
+            <w:tcW w:w="0" w:type="auto"/>
+          </w:tcPr>
+          <w:p>
+            <w:r>
+              <w:t>Receives:   { "selected_text": "The text the user highlighted.", "action": "rewrite", "context": "optional surrounding text" }  Returns:   { "id": 42, "action": "rewrite", "suggestion": "Improved version of the text...", "status": "completed" }  Errors:   400 → selected_text is empty or action is invalid  |  403 → no permission on document  |  404 → document not found  |  502 → LM Studio unreachable or returned error</w:t>
+            </w:r>
+          </w:p>
+        </w:tc>
+      </w:tr>
+    </w:tbl>
+    <w:p/>
+    <w:p>
+      <w:r>
+        <w:t>GET /documents/{id}/ai/history</w:t>
+      </w:r>
+    </w:p>
+    <w:tbl>
+      <w:tblPr>
+        <w:tblW w:w="0" w:type="auto"/>
+        <w:tblLook w:val="04A0" w:firstRow="1" w:lastRow="0" w:firstColumn="1" w:lastColumn="0" w:noHBand="0" w:noVBand="1"/>
+      </w:tblPr>
+      <w:tblGrid>
+        <w:gridCol w:w="9360"/>
+      </w:tblGrid>
+      <w:tr>
+        <w:tc>
+          <w:tcPr>
+            <w:tcW w:w="0" w:type="auto"/>
+          </w:tcPr>
+          <w:p>
+            <w:r>
+              <w:t>Receives:   nothing (JWT token in header)  Returns:   { "history": [ { "id": 42, "action": "summarize", "selected_text": "first 100 chars...", "suggestion": "...", "status": "completed", "created_at": "2026-03-01T10:00:00Z" } ] }  Errors:   403 → no permission on document  |  404 → document not found</w:t>
+            </w:r>
+          </w:p>
+        </w:tc>
+      </w:tr>
+    </w:tbl>
+    <w:p/>
     <w:p>
       <w:pPr>
         <w:pStyle w:val="Heading2"/>
@@ -4451,12 +4414,6 @@
         <w:gridCol w:w="6860"/>
       </w:tblGrid>
       <w:tr>
-        <w:tblPrEx>
-          <w:tblCellMar>
-            <w:top w:w="0" w:type="dxa"/>
-            <w:bottom w:w="0" w:type="dxa"/>
-          </w:tblCellMar>
-        </w:tblPrEx>
         <w:tc>
           <w:tcPr>
             <w:tcW w:w="2500" w:type="dxa"/>
@@ -4519,12 +4476,6 @@
         </w:tc>
       </w:tr>
       <w:tr>
-        <w:tblPrEx>
-          <w:tblCellMar>
-            <w:top w:w="0" w:type="dxa"/>
-            <w:bottom w:w="0" w:type="dxa"/>
-          </w:tblCellMar>
-        </w:tblPrEx>
         <w:tc>
           <w:tcPr>
             <w:tcW w:w="2500" w:type="dxa"/>
@@ -4579,12 +4530,6 @@
         </w:tc>
       </w:tr>
       <w:tr>
-        <w:tblPrEx>
-          <w:tblCellMar>
-            <w:top w:w="0" w:type="dxa"/>
-            <w:bottom w:w="0" w:type="dxa"/>
-          </w:tblCellMar>
-        </w:tblPrEx>
         <w:tc>
           <w:tcPr>
             <w:tcW w:w="2500" w:type="dxa"/>
@@ -4664,7 +4609,6 @@
         <w:spacing w:before="80" w:after="80"/>
       </w:pPr>
       <w:r>
-        <w:lastRenderedPageBreak/>
         <w:t>The system distinguishes between system-wide roles (stored in the User table) and document-level roles (stored in the Permission table).</w:t>
       </w:r>
     </w:p>
@@ -4694,6 +4638,7 @@
         <w:rPr>
           <w:noProof/>
         </w:rPr>
+        <w:lastRenderedPageBreak/>
         <w:drawing>
           <wp:inline distT="0" distB="0" distL="0" distR="0" wp14:anchorId="09B845A5" wp14:editId="7D54933E">
             <wp:extent cx="6191250" cy="2886075"/>
@@ -4776,12 +4721,6 @@
         <w:gridCol w:w="8560"/>
       </w:tblGrid>
       <w:tr>
-        <w:tblPrEx>
-          <w:tblCellMar>
-            <w:top w:w="0" w:type="dxa"/>
-            <w:bottom w:w="0" w:type="dxa"/>
-          </w:tblCellMar>
-        </w:tblPrEx>
         <w:tc>
           <w:tcPr>
             <w:tcW w:w="800" w:type="dxa"/>
@@ -4844,12 +4783,6 @@
         </w:tc>
       </w:tr>
       <w:tr>
-        <w:tblPrEx>
-          <w:tblCellMar>
-            <w:top w:w="0" w:type="dxa"/>
-            <w:bottom w:w="0" w:type="dxa"/>
-          </w:tblCellMar>
-        </w:tblPrEx>
         <w:tc>
           <w:tcPr>
             <w:tcW w:w="800" w:type="dxa"/>
@@ -4904,12 +4837,6 @@
         </w:tc>
       </w:tr>
       <w:tr>
-        <w:tblPrEx>
-          <w:tblCellMar>
-            <w:top w:w="0" w:type="dxa"/>
-            <w:bottom w:w="0" w:type="dxa"/>
-          </w:tblCellMar>
-        </w:tblPrEx>
         <w:tc>
           <w:tcPr>
             <w:tcW w:w="800" w:type="dxa"/>
@@ -4964,12 +4891,6 @@
         </w:tc>
       </w:tr>
       <w:tr>
-        <w:tblPrEx>
-          <w:tblCellMar>
-            <w:top w:w="0" w:type="dxa"/>
-            <w:bottom w:w="0" w:type="dxa"/>
-          </w:tblCellMar>
-        </w:tblPrEx>
         <w:tc>
           <w:tcPr>
             <w:tcW w:w="800" w:type="dxa"/>
@@ -5024,12 +4945,6 @@
         </w:tc>
       </w:tr>
       <w:tr>
-        <w:tblPrEx>
-          <w:tblCellMar>
-            <w:top w:w="0" w:type="dxa"/>
-            <w:bottom w:w="0" w:type="dxa"/>
-          </w:tblCellMar>
-        </w:tblPrEx>
         <w:tc>
           <w:tcPr>
             <w:tcW w:w="800" w:type="dxa"/>
@@ -5084,12 +4999,6 @@
         </w:tc>
       </w:tr>
       <w:tr>
-        <w:tblPrEx>
-          <w:tblCellMar>
-            <w:top w:w="0" w:type="dxa"/>
-            <w:bottom w:w="0" w:type="dxa"/>
-          </w:tblCellMar>
-        </w:tblPrEx>
         <w:tc>
           <w:tcPr>
             <w:tcW w:w="800" w:type="dxa"/>
@@ -5144,12 +5053,6 @@
         </w:tc>
       </w:tr>
       <w:tr>
-        <w:tblPrEx>
-          <w:tblCellMar>
-            <w:top w:w="0" w:type="dxa"/>
-            <w:bottom w:w="0" w:type="dxa"/>
-          </w:tblCellMar>
-        </w:tblPrEx>
         <w:tc>
           <w:tcPr>
             <w:tcW w:w="800" w:type="dxa"/>
@@ -5204,12 +5107,6 @@
         </w:tc>
       </w:tr>
       <w:tr>
-        <w:tblPrEx>
-          <w:tblCellMar>
-            <w:top w:w="0" w:type="dxa"/>
-            <w:bottom w:w="0" w:type="dxa"/>
-          </w:tblCellMar>
-        </w:tblPrEx>
         <w:tc>
           <w:tcPr>
             <w:tcW w:w="800" w:type="dxa"/>
@@ -5294,7 +5191,7 @@
         <w:spacing w:before="60" w:after="60"/>
       </w:pPr>
       <w:r>
-        <w:t>Document content sent to the AI Service is sensitive and users must be informed their content may be processed by a third-party service.</w:t>
+        <w:t>Document content is sent to the locally-hosted LM Studio LLM for processing. Since the model runs on-premises, no user content leaves the local network. Users should be informed that their selected text is processed by the AI assistant.</w:t>
       </w:r>
     </w:p>
     <w:p>
@@ -5333,7 +5230,6 @@
         <w:spacing w:before="60" w:after="60"/>
       </w:pPr>
       <w:r>
-        <w:lastRenderedPageBreak/>
         <w:t>JWT tokens expire after a configured time period to limit exposure.</w:t>
       </w:r>
     </w:p>
@@ -5360,6 +5256,7 @@
         <w:pStyle w:val="Heading2"/>
       </w:pPr>
       <w:r>
+        <w:lastRenderedPageBreak/>
         <w:t>Communication Model</w:t>
       </w:r>
     </w:p>
@@ -5433,12 +5330,6 @@
         <w:gridCol w:w="6860"/>
       </w:tblGrid>
       <w:tr>
-        <w:tblPrEx>
-          <w:tblCellMar>
-            <w:top w:w="0" w:type="dxa"/>
-            <w:bottom w:w="0" w:type="dxa"/>
-          </w:tblCellMar>
-        </w:tblPrEx>
         <w:tc>
           <w:tcPr>
             <w:tcW w:w="2500" w:type="dxa"/>
@@ -5501,12 +5392,6 @@
         </w:tc>
       </w:tr>
       <w:tr>
-        <w:tblPrEx>
-          <w:tblCellMar>
-            <w:top w:w="0" w:type="dxa"/>
-            <w:bottom w:w="0" w:type="dxa"/>
-          </w:tblCellMar>
-        </w:tblPrEx>
         <w:tc>
           <w:tcPr>
             <w:tcW w:w="2500" w:type="dxa"/>
@@ -5561,12 +5446,6 @@
         </w:tc>
       </w:tr>
       <w:tr>
-        <w:tblPrEx>
-          <w:tblCellMar>
-            <w:top w:w="0" w:type="dxa"/>
-            <w:bottom w:w="0" w:type="dxa"/>
-          </w:tblCellMar>
-        </w:tblPrEx>
         <w:tc>
           <w:tcPr>
             <w:tcW w:w="2500" w:type="dxa"/>
@@ -5621,12 +5500,6 @@
         </w:tc>
       </w:tr>
       <w:tr>
-        <w:tblPrEx>
-          <w:tblCellMar>
-            <w:top w:w="0" w:type="dxa"/>
-            <w:bottom w:w="0" w:type="dxa"/>
-          </w:tblCellMar>
-        </w:tblPrEx>
         <w:tc>
           <w:tcPr>
             <w:tcW w:w="2500" w:type="dxa"/>
@@ -5681,12 +5554,6 @@
         </w:tc>
       </w:tr>
       <w:tr>
-        <w:tblPrEx>
-          <w:tblCellMar>
-            <w:top w:w="0" w:type="dxa"/>
-            <w:bottom w:w="0" w:type="dxa"/>
-          </w:tblCellMar>
-        </w:tblPrEx>
         <w:tc>
           <w:tcPr>
             <w:tcW w:w="2500" w:type="dxa"/>
@@ -5741,12 +5608,6 @@
         </w:tc>
       </w:tr>
       <w:tr>
-        <w:tblPrEx>
-          <w:tblCellMar>
-            <w:top w:w="0" w:type="dxa"/>
-            <w:bottom w:w="0" w:type="dxa"/>
-          </w:tblCellMar>
-        </w:tblPrEx>
         <w:tc>
           <w:tcPr>
             <w:tcW w:w="2500" w:type="dxa"/>
@@ -5898,7 +5759,6 @@
         <w:spacing w:before="80" w:after="80"/>
       </w:pPr>
       <w:r>
-        <w:lastRenderedPageBreak/>
         <w:t>Each document session runs on the Real-time Service. Redis allows multiple Real-time Service instances to share session state, meaning additional instances can be added as user load grows without session loss.</w:t>
       </w:r>
     </w:p>
@@ -5931,6 +5791,7 @@
         <w:rPr>
           <w:noProof/>
         </w:rPr>
+        <w:lastRenderedPageBreak/>
         <w:drawing>
           <wp:inline distT="0" distB="0" distL="0" distR="0" wp14:anchorId="30A1BC97" wp14:editId="47CCCB7D">
             <wp:extent cx="6191250" cy="2371725"/>
@@ -6048,12 +5909,6 @@
         <w:gridCol w:w="9360"/>
       </w:tblGrid>
       <w:tr>
-        <w:tblPrEx>
-          <w:tblCellMar>
-            <w:top w:w="0" w:type="dxa"/>
-            <w:bottom w:w="0" w:type="dxa"/>
-          </w:tblCellMar>
-        </w:tblPrEx>
         <w:tc>
           <w:tcPr>
             <w:tcW w:w="9360" w:type="dxa"/>
@@ -6551,7 +6406,7 @@
         <w:spacing w:before="80" w:after="80"/>
       </w:pPr>
       <w:r>
-        <w:t>All secrets and credentials are stored in a .env file that is never committed to the repository. A .env.example file documents which variables are required without exposing real values. This applies to database credentials, Auth0 keys, AWS S3 keys, and any third-party API keys.</w:t>
+        <w:t>All secrets and credentials are stored in a .env file that is never committed to the repository. A .env.example file documents which variables are required without exposing real values. This applies to database credentials, JWT secrets, and LM Studio configuration. The LM Studio variables are: LM_STUDIO_BASE_URL (default: http://127.0.0.1:1234/v1) and LM_STUDIO_MODEL (set to the model identifier shown in LM Studio's loaded model list).</w:t>
       </w:r>
     </w:p>
     <w:p>
@@ -6659,12 +6514,6 @@
         <w:gridCol w:w="9360"/>
       </w:tblGrid>
       <w:tr>
-        <w:tblPrEx>
-          <w:tblCellMar>
-            <w:top w:w="0" w:type="dxa"/>
-            <w:bottom w:w="0" w:type="dxa"/>
-          </w:tblCellMar>
-        </w:tblPrEx>
         <w:tc>
           <w:tcPr>
             <w:tcW w:w="9360" w:type="dxa"/>
@@ -6838,12 +6687,6 @@
         <w:gridCol w:w="9360"/>
       </w:tblGrid>
       <w:tr>
-        <w:tblPrEx>
-          <w:tblCellMar>
-            <w:top w:w="0" w:type="dxa"/>
-            <w:bottom w:w="0" w:type="dxa"/>
-          </w:tblCellMar>
-        </w:tblPrEx>
         <w:tc>
           <w:tcPr>
             <w:tcW w:w="9360" w:type="dxa"/>
@@ -7017,12 +6860,6 @@
         <w:gridCol w:w="9360"/>
       </w:tblGrid>
       <w:tr>
-        <w:tblPrEx>
-          <w:tblCellMar>
-            <w:top w:w="0" w:type="dxa"/>
-            <w:bottom w:w="0" w:type="dxa"/>
-          </w:tblCellMar>
-        </w:tblPrEx>
         <w:tc>
           <w:tcPr>
             <w:tcW w:w="9360" w:type="dxa"/>
@@ -7168,12 +7005,6 @@
         <w:gridCol w:w="9360"/>
       </w:tblGrid>
       <w:tr>
-        <w:tblPrEx>
-          <w:tblCellMar>
-            <w:top w:w="0" w:type="dxa"/>
-            <w:bottom w:w="0" w:type="dxa"/>
-          </w:tblCellMar>
-        </w:tblPrEx>
         <w:tc>
           <w:tcPr>
             <w:tcW w:w="9360" w:type="dxa"/>
@@ -7348,12 +7179,6 @@
         <w:gridCol w:w="9360"/>
       </w:tblGrid>
       <w:tr>
-        <w:tblPrEx>
-          <w:tblCellMar>
-            <w:top w:w="0" w:type="dxa"/>
-            <w:bottom w:w="0" w:type="dxa"/>
-          </w:tblCellMar>
-        </w:tblPrEx>
         <w:tc>
           <w:tcPr>
             <w:tcW w:w="9360" w:type="dxa"/>
@@ -7372,143 +7197,8 @@
             </w:tcMar>
           </w:tcPr>
           <w:p>
-            <w:pPr>
-              <w:spacing w:before="20" w:after="20"/>
-            </w:pPr>
-            <w:r>
-              <w:rPr>
-                <w:rFonts w:ascii="Courier New" w:eastAsia="Courier New" w:hAnsi="Courier New" w:cs="Courier New"/>
-                <w:color w:val="1A1A2E"/>
-                <w:sz w:val="18"/>
-                <w:szCs w:val="18"/>
-              </w:rPr>
-              <w:t>AIInteraction</w:t>
-            </w:r>
-          </w:p>
-          <w:p>
-            <w:pPr>
-              <w:spacing w:before="20" w:after="20"/>
-            </w:pPr>
-            <w:r>
-              <w:rPr>
-                <w:rFonts w:ascii="Courier New" w:eastAsia="Courier New" w:hAnsi="Courier New" w:cs="Courier New"/>
-                <w:color w:val="1A1A2E"/>
-                <w:sz w:val="18"/>
-                <w:szCs w:val="18"/>
-              </w:rPr>
-              <w:t>────────────────────────────────────────</w:t>
-            </w:r>
-          </w:p>
-          <w:p>
-            <w:pPr>
-              <w:spacing w:before="20" w:after="20"/>
-            </w:pPr>
-            <w:r>
-              <w:rPr>
-                <w:rFonts w:ascii="Courier New" w:eastAsia="Courier New" w:hAnsi="Courier New" w:cs="Courier New"/>
-                <w:color w:val="1A1A2E"/>
-                <w:sz w:val="18"/>
-                <w:szCs w:val="18"/>
-              </w:rPr>
-              <w:t>id             INT          Primary key</w:t>
-            </w:r>
-          </w:p>
-          <w:p>
-            <w:pPr>
-              <w:spacing w:before="20" w:after="20"/>
-            </w:pPr>
-            <w:r>
-              <w:rPr>
-                <w:rFonts w:ascii="Courier New" w:eastAsia="Courier New" w:hAnsi="Courier New" w:cs="Courier New"/>
-                <w:color w:val="1A1A2E"/>
-                <w:sz w:val="18"/>
-                <w:szCs w:val="18"/>
-              </w:rPr>
-              <w:t>document_id    INT          Foreign key → Document.id</w:t>
-            </w:r>
-          </w:p>
-          <w:p>
-            <w:pPr>
-              <w:spacing w:before="20" w:after="20"/>
-            </w:pPr>
-            <w:r>
-              <w:rPr>
-                <w:rFonts w:ascii="Courier New" w:eastAsia="Courier New" w:hAnsi="Courier New" w:cs="Courier New"/>
-                <w:color w:val="1A1A2E"/>
-                <w:sz w:val="18"/>
-                <w:szCs w:val="18"/>
-              </w:rPr>
-              <w:t>user_id        INT          Foreign key → User.id</w:t>
-            </w:r>
-          </w:p>
-          <w:p>
-            <w:pPr>
-              <w:spacing w:before="20" w:after="20"/>
-            </w:pPr>
-            <w:r>
-              <w:rPr>
-                <w:rFonts w:ascii="Courier New" w:eastAsia="Courier New" w:hAnsi="Courier New" w:cs="Courier New"/>
-                <w:color w:val="1A1A2E"/>
-                <w:sz w:val="18"/>
-                <w:szCs w:val="18"/>
-              </w:rPr>
-              <w:t>selected_text  TEXT         The text the user highlighted</w:t>
-            </w:r>
-          </w:p>
-          <w:p>
-            <w:pPr>
-              <w:spacing w:before="20" w:after="20"/>
-            </w:pPr>
-            <w:r>
-              <w:rPr>
-                <w:rFonts w:ascii="Courier New" w:eastAsia="Courier New" w:hAnsi="Courier New" w:cs="Courier New"/>
-                <w:color w:val="1A1A2E"/>
-                <w:sz w:val="18"/>
-                <w:szCs w:val="18"/>
-              </w:rPr>
-              <w:t>action         VARCHAR      'summarize' | 'translate' | 'rewrite'</w:t>
-            </w:r>
-          </w:p>
-          <w:p>
-            <w:pPr>
-              <w:spacing w:before="20" w:after="20"/>
-            </w:pPr>
-            <w:r>
-              <w:rPr>
-                <w:rFonts w:ascii="Courier New" w:eastAsia="Courier New" w:hAnsi="Courier New" w:cs="Courier New"/>
-                <w:color w:val="1A1A2E"/>
-                <w:sz w:val="18"/>
-                <w:szCs w:val="18"/>
-              </w:rPr>
-              <w:t>suggestion     TEXT         AI-generated response</w:t>
-            </w:r>
-          </w:p>
-          <w:p>
-            <w:pPr>
-              <w:spacing w:before="20" w:after="20"/>
-            </w:pPr>
-            <w:r>
-              <w:rPr>
-                <w:rFonts w:ascii="Courier New" w:eastAsia="Courier New" w:hAnsi="Courier New" w:cs="Courier New"/>
-                <w:color w:val="1A1A2E"/>
-                <w:sz w:val="18"/>
-                <w:szCs w:val="18"/>
-              </w:rPr>
-              <w:t>status         VARCHAR      'accepted' | 'rejected' | 'partial'</w:t>
-            </w:r>
-          </w:p>
-          <w:p>
-            <w:pPr>
-              <w:spacing w:before="20" w:after="20"/>
-            </w:pPr>
-            <w:r>
-              <w:rPr>
-                <w:rFonts w:ascii="Courier New" w:eastAsia="Courier New" w:hAnsi="Courier New" w:cs="Courier New"/>
-                <w:color w:val="1A1A2E"/>
-                <w:sz w:val="18"/>
-                <w:szCs w:val="18"/>
-              </w:rPr>
-              <w:t>created_at     TIMESTAMP    Time of invocation</w:t>
+            <w:r>
+              <w:t>AIInteraction ──────────────────────────────────────── id             INT              Primary key document_id    INT              Foreign key → Document.id user_id        INT              Foreign key → User.id selected_text  TEXT             The text the user highlighted (nullable) action         VARCHAR          'rewrite' | 'summarize' | 'translate' | 'restructure' (nullable) suggestion     TEXT             AI-generated response (nullable) status         VARCHAR          'pending' | 'completed' | 'failed' (nullable) created_at     TIMESTAMPTZ      Time of invocation (UTC, non-null)</w:t>
             </w:r>
           </w:p>
         </w:tc>
@@ -7561,12 +7251,6 @@
         <w:gridCol w:w="9360"/>
       </w:tblGrid>
       <w:tr>
-        <w:tblPrEx>
-          <w:tblCellMar>
-            <w:top w:w="0" w:type="dxa"/>
-            <w:bottom w:w="0" w:type="dxa"/>
-          </w:tblCellMar>
-        </w:tblPrEx>
         <w:tc>
           <w:tcPr>
             <w:tcW w:w="9360" w:type="dxa"/>
@@ -7848,7 +7532,7 @@
         <w:spacing w:before="80" w:after="80"/>
       </w:pPr>
       <w:r>
-        <w:t>The following four ADRs document the most consequential design decisions made for this system, spanning real-time collaboration, data storage, API style, and versioning strategy.</w:t>
+        <w:t>The following five ADRs document the most consequential design decisions made for this system, spanning real-time collaboration, data storage, API style, and versioning strategy.</w:t>
       </w:r>
     </w:p>
     <w:p>
@@ -7893,12 +7577,6 @@
         <w:gridCol w:w="7360"/>
       </w:tblGrid>
       <w:tr>
-        <w:tblPrEx>
-          <w:tblCellMar>
-            <w:top w:w="0" w:type="dxa"/>
-            <w:bottom w:w="0" w:type="dxa"/>
-          </w:tblCellMar>
-        </w:tblPrEx>
         <w:tc>
           <w:tcPr>
             <w:tcW w:w="2000" w:type="dxa"/>
@@ -7961,12 +7639,6 @@
         </w:tc>
       </w:tr>
       <w:tr>
-        <w:tblPrEx>
-          <w:tblCellMar>
-            <w:top w:w="0" w:type="dxa"/>
-            <w:bottom w:w="0" w:type="dxa"/>
-          </w:tblCellMar>
-        </w:tblPrEx>
         <w:tc>
           <w:tcPr>
             <w:tcW w:w="2000" w:type="dxa"/>
@@ -8021,12 +7693,6 @@
         </w:tc>
       </w:tr>
       <w:tr>
-        <w:tblPrEx>
-          <w:tblCellMar>
-            <w:top w:w="0" w:type="dxa"/>
-            <w:bottom w:w="0" w:type="dxa"/>
-          </w:tblCellMar>
-        </w:tblPrEx>
         <w:tc>
           <w:tcPr>
             <w:tcW w:w="2000" w:type="dxa"/>
@@ -8350,12 +8016,6 @@
         <w:gridCol w:w="7360"/>
       </w:tblGrid>
       <w:tr>
-        <w:tblPrEx>
-          <w:tblCellMar>
-            <w:top w:w="0" w:type="dxa"/>
-            <w:bottom w:w="0" w:type="dxa"/>
-          </w:tblCellMar>
-        </w:tblPrEx>
         <w:tc>
           <w:tcPr>
             <w:tcW w:w="2000" w:type="dxa"/>
@@ -8418,12 +8078,6 @@
         </w:tc>
       </w:tr>
       <w:tr>
-        <w:tblPrEx>
-          <w:tblCellMar>
-            <w:top w:w="0" w:type="dxa"/>
-            <w:bottom w:w="0" w:type="dxa"/>
-          </w:tblCellMar>
-        </w:tblPrEx>
         <w:tc>
           <w:tcPr>
             <w:tcW w:w="2000" w:type="dxa"/>
@@ -8478,12 +8132,6 @@
         </w:tc>
       </w:tr>
       <w:tr>
-        <w:tblPrEx>
-          <w:tblCellMar>
-            <w:top w:w="0" w:type="dxa"/>
-            <w:bottom w:w="0" w:type="dxa"/>
-          </w:tblCellMar>
-        </w:tblPrEx>
         <w:tc>
           <w:tcPr>
             <w:tcW w:w="2000" w:type="dxa"/>
@@ -8807,12 +8455,6 @@
         <w:gridCol w:w="7360"/>
       </w:tblGrid>
       <w:tr>
-        <w:tblPrEx>
-          <w:tblCellMar>
-            <w:top w:w="0" w:type="dxa"/>
-            <w:bottom w:w="0" w:type="dxa"/>
-          </w:tblCellMar>
-        </w:tblPrEx>
         <w:tc>
           <w:tcPr>
             <w:tcW w:w="2000" w:type="dxa"/>
@@ -8875,12 +8517,6 @@
         </w:tc>
       </w:tr>
       <w:tr>
-        <w:tblPrEx>
-          <w:tblCellMar>
-            <w:top w:w="0" w:type="dxa"/>
-            <w:bottom w:w="0" w:type="dxa"/>
-          </w:tblCellMar>
-        </w:tblPrEx>
         <w:tc>
           <w:tcPr>
             <w:tcW w:w="2000" w:type="dxa"/>
@@ -8935,12 +8571,6 @@
         </w:tc>
       </w:tr>
       <w:tr>
-        <w:tblPrEx>
-          <w:tblCellMar>
-            <w:top w:w="0" w:type="dxa"/>
-            <w:bottom w:w="0" w:type="dxa"/>
-          </w:tblCellMar>
-        </w:tblPrEx>
         <w:tc>
           <w:tcPr>
             <w:tcW w:w="2000" w:type="dxa"/>
@@ -9250,12 +8880,6 @@
         <w:gridCol w:w="7360"/>
       </w:tblGrid>
       <w:tr>
-        <w:tblPrEx>
-          <w:tblCellMar>
-            <w:top w:w="0" w:type="dxa"/>
-            <w:bottom w:w="0" w:type="dxa"/>
-          </w:tblCellMar>
-        </w:tblPrEx>
         <w:tc>
           <w:tcPr>
             <w:tcW w:w="2000" w:type="dxa"/>
@@ -9318,12 +8942,6 @@
         </w:tc>
       </w:tr>
       <w:tr>
-        <w:tblPrEx>
-          <w:tblCellMar>
-            <w:top w:w="0" w:type="dxa"/>
-            <w:bottom w:w="0" w:type="dxa"/>
-          </w:tblCellMar>
-        </w:tblPrEx>
         <w:tc>
           <w:tcPr>
             <w:tcW w:w="2000" w:type="dxa"/>
@@ -9378,12 +8996,6 @@
         </w:tc>
       </w:tr>
       <w:tr>
-        <w:tblPrEx>
-          <w:tblCellMar>
-            <w:top w:w="0" w:type="dxa"/>
-            <w:bottom w:w="0" w:type="dxa"/>
-          </w:tblCellMar>
-        </w:tblPrEx>
         <w:tc>
           <w:tcPr>
             <w:tcW w:w="2000" w:type="dxa"/>
@@ -9643,6 +9255,179 @@
         <w:spacing w:before="200" w:after="200"/>
       </w:pPr>
     </w:p>
+    <w:p/>
+    <w:p>
+      <w:r>
+        <w:t>Ollama: considered — similar local LLM hosting with OpenAI-compatible API. LM Studio chosen for its GUI model management, making it easier to switch models during development.</w:t>
+      </w:r>
+    </w:p>
+    <w:p>
+      <w:r>
+        <w:lastRenderedPageBreak/>
+        <w:t>Anthropic Claude API: rejected — same concerns as OpenAI API regarding cost and data privacy.</w:t>
+      </w:r>
+    </w:p>
+    <w:p>
+      <w:r>
+        <w:t>OpenAI API: rejected — incurs per-request costs and sends user content to external servers.</w:t>
+      </w:r>
+    </w:p>
+    <w:p>
+      <w:r>
+        <w:t>Alternatives Considered</w:t>
+      </w:r>
+    </w:p>
+    <w:p/>
+    <w:p>
+      <w:r>
+        <w:t>Local hardware must be capable of running the chosen model</w:t>
+      </w:r>
+    </w:p>
+    <w:p>
+      <w:r>
+        <w:t>Model quality depends on the model loaded in LM Studio</w:t>
+      </w:r>
+    </w:p>
+    <w:p>
+      <w:r>
+        <w:t>LM Studio must be running locally; AI features are unavailable if it is not started</w:t>
+      </w:r>
+    </w:p>
+    <w:p>
+      <w:r>
+        <w:t>Consequences — Negative</w:t>
+      </w:r>
+    </w:p>
+    <w:p>
+      <w:r>
+        <w:t>Easy to swap the underlying model by changing LM_STUDIO_MODEL</w:t>
+      </w:r>
+    </w:p>
+    <w:p>
+      <w:r>
+        <w:t>OpenAI-compatible API means the client code is provider-agnostic</w:t>
+      </w:r>
+    </w:p>
+    <w:p>
+      <w:r>
+        <w:t>User content never leaves the local network, preserving privacy</w:t>
+      </w:r>
+    </w:p>
+    <w:p>
+      <w:r>
+        <w:t>No API costs — the model runs entirely on local hardware</w:t>
+      </w:r>
+    </w:p>
+    <w:p>
+      <w:r>
+        <w:t>Consequences — Positive</w:t>
+      </w:r>
+    </w:p>
+    <w:p/>
+    <w:p>
+      <w:r>
+        <w:t>We chose LM Studio as the local LLM host. LM Studio runs locally and exposes an OpenAI-compatible REST API at http://127.0.0.1:1234/v1. The backend uses the openai Python package as the HTTP client, pointing its base_url at the local LM Studio server. This means the same client code works with any OpenAI-compatible provider with only an environment variable change.</w:t>
+      </w:r>
+    </w:p>
+    <w:p>
+      <w:r>
+        <w:t>Decision</w:t>
+      </w:r>
+    </w:p>
+    <w:p/>
+    <w:p>
+      <w:r>
+        <w:t>The AI Writing Assistant feature requires a language model to process text. The system needs to call an LLM for rewrite, summarize, translate, and restructure operations without incurring per-request cloud API costs or sending user content to external servers.</w:t>
+      </w:r>
+    </w:p>
+    <w:p>
+      <w:r>
+        <w:t>Context</w:t>
+      </w:r>
+    </w:p>
+    <w:p/>
+    <w:tbl>
+      <w:tblPr>
+        <w:tblW w:w="0" w:type="auto"/>
+        <w:tblLook w:val="04A0" w:firstRow="1" w:lastRow="0" w:firstColumn="1" w:lastColumn="0" w:noHBand="0" w:noVBand="1"/>
+      </w:tblPr>
+      <w:tblGrid>
+        <w:gridCol w:w="1800"/>
+        <w:gridCol w:w="6300"/>
+      </w:tblGrid>
+      <w:tr>
+        <w:tc>
+          <w:tcPr>
+            <w:tcW w:w="1800" w:type="dxa"/>
+          </w:tcPr>
+          <w:p>
+            <w:r>
+              <w:t>Field</w:t>
+            </w:r>
+          </w:p>
+        </w:tc>
+        <w:tc>
+          <w:tcPr>
+            <w:tcW w:w="6300" w:type="dxa"/>
+          </w:tcPr>
+          <w:p>
+            <w:r>
+              <w:t>Details</w:t>
+            </w:r>
+          </w:p>
+        </w:tc>
+      </w:tr>
+      <w:tr>
+        <w:tc>
+          <w:tcPr>
+            <w:tcW w:w="1800" w:type="dxa"/>
+          </w:tcPr>
+          <w:p>
+            <w:r>
+              <w:t>Title</w:t>
+            </w:r>
+          </w:p>
+        </w:tc>
+        <w:tc>
+          <w:tcPr>
+            <w:tcW w:w="6300" w:type="dxa"/>
+          </w:tcPr>
+          <w:p>
+            <w:r>
+              <w:t>ADR 5 — Use LM Studio for Local AI Inference</w:t>
+            </w:r>
+          </w:p>
+        </w:tc>
+      </w:tr>
+      <w:tr>
+        <w:tc>
+          <w:tcPr>
+            <w:tcW w:w="1800" w:type="dxa"/>
+          </w:tcPr>
+          <w:p>
+            <w:r>
+              <w:t>Status</w:t>
+            </w:r>
+          </w:p>
+        </w:tc>
+        <w:tc>
+          <w:tcPr>
+            <w:tcW w:w="6300" w:type="dxa"/>
+          </w:tcPr>
+          <w:p>
+            <w:r>
+              <w:t>Accepted</w:t>
+            </w:r>
+          </w:p>
+        </w:tc>
+      </w:tr>
+    </w:tbl>
+    <w:p>
+      <w:r>
+        <w:t>ADR 5 — Use LM Studio for AI Inference</w:t>
+      </w:r>
+    </w:p>
+    <w:p/>
     <w:sectPr>
       <w:pgSz w:w="12240" w:h="15840"/>
       <w:pgMar w:top="1440" w:right="1440" w:bottom="1440" w:left="1440" w:header="708" w:footer="708" w:gutter="0"/>
